--- a/documents/Haverton Recruitment/1 Start Here/Launch Checklist.docx
+++ b/documents/Haverton Recruitment/1 Start Here/Launch Checklist.docx
@@ -2634,7 +2634,7 @@
         <w:sz w:val="16"/>
         <w:szCs w:val="16"/>
       </w:rPr>
-      <w:t xml:space="preserve">Checklist | Version 1.0 | September 2026 | Page </w:t>
+      <w:t xml:space="preserve">Checklist | Version 1.1 | September 2026 | Page </w:t>
     </w:r>
     <w:r>
       <w:rPr>

--- a/documents/Haverton Recruitment/1 Start Here/Launch Checklist.docx
+++ b/documents/Haverton Recruitment/1 Start Here/Launch Checklist.docx
@@ -265,7 +265,7 @@
               <w:spacing w:after="40" w:line="270"/>
             </w:pPr>
             <w:r>
-              <w:t xml:space="preserve">Legal requirement: terms agreed with clients before services (Conduct Regulations reg 16)</w:t>
+              <w:t xml:space="preserve">Commercial necessity: makes your fee and guarantee enforceable (no statutory rule for permanent recruitment since 2016)</w:t>
             </w:r>
           </w:p>
         </w:tc>
@@ -374,7 +374,7 @@
               <w:spacing w:after="40" w:line="270"/>
             </w:pPr>
             <w:r>
-              <w:t xml:space="preserve">Legal requirement: terms agreed with candidates (reg 14)</w:t>
+              <w:t xml:space="preserve">Legal requirement: tell candidates the service is free (Conduct Regulations reg 13). Written worker terms are required for temporary work (reg 14)</w:t>
             </w:r>
           </w:p>
         </w:tc>
